--- a/testakten/insolvenzforderungsanmeldungspruefung-phoenix-solar/06_anmeldung_finanzamt_steuer.docx
+++ b/testakten/insolvenzforderungsanmeldungspruefung-phoenix-solar/06_anmeldung_finanzamt_steuer.docx
@@ -5,58 +5,88 @@
     <w:p>
       <w:pPr>
         <w:pStyle w:val="Heading1"/>
+        <w:spacing w:after="160" w:line="259" w:lineRule="auto"/>
       </w:pPr>
       <w:r>
         <w:rPr>
           <w:rFonts w:ascii="Times New Roman" w:hAnsi="Times New Roman"/>
+          <w:b/>
+          <w:sz w:val="28"/>
         </w:rPr>
         <w:t>Forderungsanmeldung – Finanzamt Potsdam (Steuer + Vorsteuerberichtigung)</w:t>
       </w:r>
     </w:p>
     <w:p>
       <w:pPr>
+        <w:spacing w:before="120" w:after="60" w:line="259" w:lineRule="auto"/>
         <w:jc w:val="left"/>
       </w:pPr>
       <w:r>
         <w:rPr>
-          <w:b/>
+          <w:rFonts w:ascii="Times New Roman" w:hAnsi="Times New Roman"/>
+          <w:b w:val="0"/>
+          <w:i w:val="0"/>
+          <w:sz w:val="22"/>
         </w:rPr>
         <w:t>Aktenzeichen:</w:t>
       </w:r>
       <w:r>
+        <w:rPr>
+          <w:rFonts w:ascii="Times New Roman" w:hAnsi="Times New Roman"/>
+          <w:b w:val="0"/>
+          <w:i w:val="0"/>
+          <w:sz w:val="22"/>
+        </w:rPr>
         <w:t xml:space="preserve"> 35 IN 417/26</w:t>
       </w:r>
     </w:p>
     <w:p>
       <w:pPr>
+        <w:spacing w:before="120" w:after="60" w:line="259" w:lineRule="auto"/>
         <w:jc w:val="left"/>
       </w:pPr>
       <w:r>
         <w:rPr>
+          <w:rFonts w:ascii="Times New Roman" w:hAnsi="Times New Roman"/>
           <w:b/>
+          <w:sz w:val="22"/>
         </w:rPr>
         <w:t>Gläubiger-ID (intern):</w:t>
       </w:r>
       <w:r>
+        <w:rPr>
+          <w:rFonts w:ascii="Times New Roman" w:hAnsi="Times New Roman"/>
+          <w:b/>
+          <w:sz w:val="22"/>
+        </w:rPr>
         <w:t xml:space="preserve"> G003</w:t>
       </w:r>
     </w:p>
     <w:p>
       <w:pPr>
+        <w:spacing w:before="120" w:after="60" w:line="259" w:lineRule="auto"/>
         <w:jc w:val="left"/>
       </w:pPr>
       <w:r>
         <w:rPr>
+          <w:rFonts w:ascii="Times New Roman" w:hAnsi="Times New Roman"/>
           <w:b/>
+          <w:sz w:val="22"/>
         </w:rPr>
         <w:t>Eingang:</w:t>
       </w:r>
       <w:r>
+        <w:rPr>
+          <w:rFonts w:ascii="Times New Roman" w:hAnsi="Times New Roman"/>
+          <w:b/>
+          <w:sz w:val="22"/>
+        </w:rPr>
         <w:t xml:space="preserve"> 7. Mai 2026 (Einschreiben)</w:t>
       </w:r>
     </w:p>
     <w:p>
       <w:pPr>
+        <w:spacing w:line="259" w:lineRule="auto" w:after="60"/>
         <w:jc w:val="left"/>
       </w:pPr>
       <w:r>
@@ -69,14 +99,21 @@
         <w:t xml:space="preserve"> Einfache Insolvenzforderung gemäß § 38 InsO; besonderer Rechtsgrund § 302 Nr. 1 InsO (Steuerstraftat, bestritten)</w:t>
       </w:r>
     </w:p>
-    <w:p/>
+    <w:p>
+      <w:pPr>
+        <w:spacing w:line="259" w:lineRule="auto" w:after="60"/>
+      </w:pPr>
+    </w:p>
     <w:p>
       <w:pPr>
         <w:pStyle w:val="Heading2"/>
+        <w:spacing w:before="120" w:after="60" w:line="259" w:lineRule="auto"/>
       </w:pPr>
       <w:r>
         <w:rPr>
           <w:rFonts w:ascii="Times New Roman" w:hAnsi="Times New Roman"/>
+          <w:b/>
+          <w:sz w:val="22"/>
         </w:rPr>
         <w:t>Rubrum</w:t>
       </w:r>
@@ -310,10 +347,15 @@
         </w:tc>
       </w:tr>
     </w:tbl>
-    <w:p/>
+    <w:p>
+      <w:pPr>
+        <w:spacing w:line="259" w:lineRule="auto" w:after="60"/>
+      </w:pPr>
+    </w:p>
     <w:p>
       <w:pPr>
         <w:pStyle w:val="Heading2"/>
+        <w:spacing w:line="259" w:lineRule="auto" w:after="60"/>
       </w:pPr>
       <w:r>
         <w:rPr>
@@ -1025,10 +1067,15 @@
         </w:tc>
       </w:tr>
     </w:tbl>
-    <w:p/>
+    <w:p>
+      <w:pPr>
+        <w:spacing w:line="259" w:lineRule="auto" w:after="60"/>
+      </w:pPr>
+    </w:p>
     <w:p>
       <w:pPr>
         <w:pStyle w:val="Heading2"/>
+        <w:spacing w:line="259" w:lineRule="auto" w:after="60"/>
       </w:pPr>
       <w:r>
         <w:rPr>
@@ -1040,6 +1087,7 @@
     <w:p>
       <w:pPr>
         <w:pStyle w:val="Heading3"/>
+        <w:spacing w:line="259" w:lineRule="auto" w:after="60"/>
       </w:pPr>
       <w:r>
         <w:rPr>
@@ -1050,6 +1098,7 @@
     </w:p>
     <w:p>
       <w:pPr>
+        <w:spacing w:line="259" w:lineRule="auto" w:after="60"/>
         <w:jc w:val="left"/>
       </w:pPr>
       <w:r>
@@ -1059,6 +1108,7 @@
     <w:p>
       <w:pPr>
         <w:pStyle w:val="Heading3"/>
+        <w:spacing w:line="259" w:lineRule="auto" w:after="60"/>
       </w:pPr>
       <w:r>
         <w:rPr>
@@ -1069,6 +1119,7 @@
     </w:p>
     <w:p>
       <w:pPr>
+        <w:spacing w:line="259" w:lineRule="auto" w:after="60"/>
         <w:jc w:val="left"/>
       </w:pPr>
       <w:r>
@@ -1086,6 +1137,7 @@
     </w:p>
     <w:p>
       <w:pPr>
+        <w:spacing w:line="259" w:lineRule="auto" w:after="60"/>
         <w:jc w:val="left"/>
       </w:pPr>
       <w:r>
@@ -1101,6 +1153,7 @@
     <w:p>
       <w:pPr>
         <w:pStyle w:val="Heading3"/>
+        <w:spacing w:line="259" w:lineRule="auto" w:after="60"/>
       </w:pPr>
       <w:r>
         <w:rPr>
@@ -1111,16 +1164,22 @@
     </w:p>
     <w:p>
       <w:pPr>
+        <w:spacing w:line="259" w:lineRule="auto" w:after="60"/>
         <w:jc w:val="left"/>
       </w:pPr>
       <w:r>
         <w:t>Die Lohnsteueranmeldung für März 2026 wurde von der Schuldnerin fristgerecht abgegeben, die Zahlung von 8.200,00 EUR jedoch nicht geleistet. Auch hier blieben Mahnungen fruchtlos.</w:t>
       </w:r>
     </w:p>
-    <w:p/>
+    <w:p>
+      <w:pPr>
+        <w:spacing w:line="259" w:lineRule="auto" w:after="60"/>
+      </w:pPr>
+    </w:p>
     <w:p>
       <w:pPr>
         <w:pStyle w:val="Heading2"/>
+        <w:spacing w:line="259" w:lineRule="auto" w:after="60"/>
       </w:pPr>
       <w:r>
         <w:rPr>
@@ -1131,6 +1190,7 @@
     </w:p>
     <w:p>
       <w:pPr>
+        <w:spacing w:line="259" w:lineRule="auto" w:after="60"/>
         <w:jc w:val="left"/>
       </w:pPr>
       <w:r>
@@ -1139,6 +1199,7 @@
     </w:p>
     <w:p>
       <w:pPr>
+        <w:spacing w:line="259" w:lineRule="auto" w:after="60"/>
         <w:jc w:val="left"/>
       </w:pPr>
       <w:r>
@@ -1150,6 +1211,7 @@
     </w:p>
     <w:p>
       <w:pPr>
+        <w:spacing w:line="259" w:lineRule="auto" w:after="60"/>
         <w:ind w:left="567"/>
       </w:pPr>
       <w:r>
@@ -1161,6 +1223,7 @@
     </w:p>
     <w:p>
       <w:pPr>
+        <w:spacing w:line="259" w:lineRule="auto" w:after="60"/>
         <w:jc w:val="left"/>
       </w:pPr>
       <w:r>
@@ -1172,6 +1235,7 @@
     </w:p>
     <w:p>
       <w:pPr>
+        <w:spacing w:line="259" w:lineRule="auto" w:after="60"/>
         <w:jc w:val="left"/>
       </w:pPr>
       <w:r>
@@ -1189,6 +1253,7 @@
     </w:p>
     <w:p>
       <w:pPr>
+        <w:spacing w:line="259" w:lineRule="auto" w:after="60"/>
         <w:jc w:val="left"/>
       </w:pPr>
       <w:r>
@@ -1198,6 +1263,7 @@
     <w:p>
       <w:pPr>
         <w:pStyle w:val="ListBullet"/>
+        <w:spacing w:line="259" w:lineRule="auto" w:after="60"/>
       </w:pPr>
       <w:r>
         <w:t>Ein rechtskräftiges Strafurteil liegt nicht vor.</w:t>
@@ -1206,6 +1272,7 @@
     <w:p>
       <w:pPr>
         <w:pStyle w:val="ListBullet"/>
+        <w:spacing w:line="259" w:lineRule="auto" w:after="60"/>
       </w:pPr>
       <w:r>
         <w:t>Ein Strafbefehl liegt nicht vor.</w:t>
@@ -1214,6 +1281,7 @@
     <w:p>
       <w:pPr>
         <w:pStyle w:val="ListBullet"/>
+        <w:spacing w:line="259" w:lineRule="auto" w:after="60"/>
       </w:pPr>
       <w:r>
         <w:t>Eine Anklageschrift wurde nicht eingereicht.</w:t>
@@ -1222,6 +1290,7 @@
     <w:p>
       <w:pPr>
         <w:pStyle w:val="ListBullet"/>
+        <w:spacing w:line="259" w:lineRule="auto" w:after="60"/>
       </w:pPr>
       <w:r>
         <w:t>Die bloße Einleitung eines Ermittlungsverfahrens begründet den besonderen Rechtsgrund nicht.</w:t>
@@ -1229,6 +1298,7 @@
     </w:p>
     <w:p>
       <w:pPr>
+        <w:spacing w:line="259" w:lineRule="auto" w:after="60"/>
         <w:jc w:val="left"/>
       </w:pPr>
       <w:r>
@@ -1244,10 +1314,15 @@
         <w:t>. Die Forderung kann allenfalls als einfache Insolvenzforderung gemäß § 38 InsO festgestellt werden. Das Finanzamt ist mit Nachforderungsschreiben (Dokument 13) aufgefordert worden, die Tatsachenbasis für den besonderen Rechtsgrund vollständig darzustellen und Ermittlungsunterlagen vorzulegen, soweit datenschutzrechtlich zulässig.</w:t>
       </w:r>
     </w:p>
-    <w:p/>
+    <w:p>
+      <w:pPr>
+        <w:spacing w:line="259" w:lineRule="auto" w:after="60"/>
+      </w:pPr>
+    </w:p>
     <w:p>
       <w:pPr>
         <w:pStyle w:val="Heading2"/>
+        <w:spacing w:line="259" w:lineRule="auto" w:after="60"/>
       </w:pPr>
       <w:r>
         <w:rPr>
@@ -1258,6 +1333,7 @@
     </w:p>
     <w:p>
       <w:pPr>
+        <w:spacing w:line="259" w:lineRule="auto" w:after="60"/>
         <w:jc w:val="left"/>
       </w:pPr>
       <w:r>
@@ -1411,10 +1487,15 @@
         </w:tc>
       </w:tr>
     </w:tbl>
-    <w:p/>
+    <w:p>
+      <w:pPr>
+        <w:spacing w:line="259" w:lineRule="auto" w:after="60"/>
+      </w:pPr>
+    </w:p>
     <w:p>
       <w:pPr>
         <w:pStyle w:val="Heading2"/>
+        <w:spacing w:line="259" w:lineRule="auto" w:after="60"/>
       </w:pPr>
       <w:r>
         <w:rPr>
@@ -1425,6 +1506,7 @@
     </w:p>
     <w:p>
       <w:pPr>
+        <w:spacing w:line="259" w:lineRule="auto" w:after="60"/>
         <w:jc w:val="left"/>
       </w:pPr>
       <w:r>
@@ -1433,16 +1515,22 @@
     </w:p>
     <w:p>
       <w:pPr>
+        <w:spacing w:line="259" w:lineRule="auto" w:after="60"/>
         <w:jc w:val="left"/>
       </w:pPr>
       <w:r>
         <w:t>Die Vorsteuerberichtigung (§ 17 UStG) stellt nach h.M. eine Insolvenzforderung dar, da sie durch die Insolvenz ausgelöst wird und den Verfahrensstand widerspiegelt; sie ist nicht als Masseverbindlichkeit einzuordnen (vgl. BFH, Urt. v. 25.04.2013 – V R 11/11).</w:t>
       </w:r>
     </w:p>
-    <w:p/>
+    <w:p>
+      <w:pPr>
+        <w:spacing w:line="259" w:lineRule="auto" w:after="60"/>
+      </w:pPr>
+    </w:p>
     <w:p>
       <w:pPr>
         <w:pStyle w:val="Heading2"/>
+        <w:spacing w:line="259" w:lineRule="auto" w:after="60"/>
       </w:pPr>
       <w:r>
         <w:rPr>
@@ -2124,6 +2212,7 @@
     </w:tbl>
     <w:p>
       <w:pPr>
+        <w:spacing w:line="259" w:lineRule="auto" w:after="60"/>
         <w:jc w:val="left"/>
       </w:pPr>
       <w:r>
@@ -2139,10 +2228,15 @@
         <w:t xml:space="preserve"> durch Insolvenzverwalter. Das Finanzamt muss im Streitfall Feststellungsklage gegen den widersprechenden Insolvenzverwalter erheben (§ 185 InsO i.V.m. § 184 InsO).</w:t>
       </w:r>
     </w:p>
-    <w:p/>
+    <w:p>
+      <w:pPr>
+        <w:spacing w:line="259" w:lineRule="auto" w:after="60"/>
+      </w:pPr>
+    </w:p>
     <w:p>
       <w:pPr>
         <w:pStyle w:val="Heading2"/>
+        <w:spacing w:line="259" w:lineRule="auto" w:after="60"/>
       </w:pPr>
       <w:r>
         <w:rPr>
@@ -2154,6 +2248,7 @@
     <w:p>
       <w:pPr>
         <w:pStyle w:val="ListBullet"/>
+        <w:spacing w:line="259" w:lineRule="auto" w:after="60"/>
       </w:pPr>
       <w:r>
         <w:rPr>
@@ -2168,6 +2263,7 @@
     <w:p>
       <w:pPr>
         <w:pStyle w:val="ListBullet"/>
+        <w:spacing w:line="259" w:lineRule="auto" w:after="60"/>
       </w:pPr>
       <w:r>
         <w:rPr>
@@ -2182,6 +2278,7 @@
     <w:p>
       <w:pPr>
         <w:pStyle w:val="ListBullet"/>
+        <w:spacing w:line="259" w:lineRule="auto" w:after="60"/>
       </w:pPr>
       <w:r>
         <w:rPr>
@@ -2196,6 +2293,7 @@
     <w:p>
       <w:pPr>
         <w:pStyle w:val="ListBullet"/>
+        <w:spacing w:line="259" w:lineRule="auto" w:after="60"/>
       </w:pPr>
       <w:r>
         <w:rPr>
@@ -2210,6 +2308,7 @@
     <w:p>
       <w:pPr>
         <w:pStyle w:val="ListBullet"/>
+        <w:spacing w:line="259" w:lineRule="auto" w:after="60"/>
       </w:pPr>
       <w:r>
         <w:rPr>
@@ -2224,6 +2323,7 @@
     <w:p>
       <w:pPr>
         <w:pStyle w:val="ListBullet"/>
+        <w:spacing w:line="259" w:lineRule="auto" w:after="60"/>
       </w:pPr>
       <w:r>
         <w:rPr>
@@ -2236,13 +2336,58 @@
       </w:r>
     </w:p>
     <w:sectPr>
+      <w:headerReference w:type="default" r:id="rId9"/>
+      <w:footerReference w:type="default" r:id="rId10"/>
       <w:pgSz w:w="11906" w:h="16838"/>
-      <w:pgMar w:top="1417" w:right="1417" w:bottom="1417" w:left="1417" w:header="720" w:footer="720" w:gutter="0"/>
+      <w:pgMar w:top="1191" w:right="1247" w:bottom="1134" w:left="1361" w:header="720" w:footer="720" w:gutter="0"/>
       <w:cols w:space="720"/>
       <w:docGrid w:linePitch="360"/>
     </w:sectPr>
   </w:body>
 </w:document>
+</file>
+
+<file path=word/footer1.xml><?xml version="1.0" encoding="utf-8"?>
+<w:ftr xmlns:m="http://schemas.openxmlformats.org/officeDocument/2006/math" xmlns:mc="http://schemas.openxmlformats.org/markup-compatibility/2006" xmlns:mo="http://schemas.microsoft.com/office/mac/office/2008/main" xmlns:mv="urn:schemas-microsoft-com:mac:vml" xmlns:o="urn:schemas-microsoft-com:office:office" xmlns:r="http://schemas.openxmlformats.org/officeDocument/2006/relationships" xmlns:v="urn:schemas-microsoft-com:vml" xmlns:w10="urn:schemas-microsoft-com:office:word" xmlns:w14="http://schemas.microsoft.com/office/word/2010/wordml" xmlns:w="http://schemas.openxmlformats.org/wordprocessingml/2006/main" xmlns:wne="http://schemas.microsoft.com/office/word/2006/wordml" xmlns:wp14="http://schemas.microsoft.com/office/word/2010/wordprocessingDrawing" xmlns:wp="http://schemas.openxmlformats.org/drawingml/2006/wordprocessingDrawing" xmlns:wpc="http://schemas.microsoft.com/office/word/2010/wordprocessingCanvas" xmlns:wpg="http://schemas.microsoft.com/office/word/2010/wordprocessingGroup" xmlns:wpi="http://schemas.microsoft.com/office/word/2010/wordprocessingInk" xmlns:wps="http://schemas.microsoft.com/office/word/2010/wordprocessingShape" mc:Ignorable="w14 wp14">
+  <w:p>
+    <w:pPr>
+      <w:pStyle w:val="Footer"/>
+      <w:jc w:val="left"/>
+    </w:pPr>
+    <w:r/>
+    <w:r>
+      <w:rPr>
+        <w:rFonts w:ascii="Times New Roman" w:hAnsi="Times New Roman"/>
+        <w:b w:val="0"/>
+        <w:color w:val="777777"/>
+        <w:sz w:val="17"/>
+      </w:rPr>
+      <w:t>Vertraulich | Bearbeitungsstand Juli 2026 | nur zur Aktenbearbeitung</w:t>
+    </w:r>
+  </w:p>
+</w:ftr>
+</file>
+
+<file path=word/header1.xml><?xml version="1.0" encoding="utf-8"?>
+<w:hdr xmlns:m="http://schemas.openxmlformats.org/officeDocument/2006/math" xmlns:mc="http://schemas.openxmlformats.org/markup-compatibility/2006" xmlns:mo="http://schemas.microsoft.com/office/mac/office/2008/main" xmlns:mv="urn:schemas-microsoft-com:mac:vml" xmlns:o="urn:schemas-microsoft-com:office:office" xmlns:r="http://schemas.openxmlformats.org/officeDocument/2006/relationships" xmlns:v="urn:schemas-microsoft-com:vml" xmlns:w10="urn:schemas-microsoft-com:office:word" xmlns:w14="http://schemas.microsoft.com/office/word/2010/wordml" xmlns:w="http://schemas.openxmlformats.org/wordprocessingml/2006/main" xmlns:wne="http://schemas.microsoft.com/office/word/2006/wordml" xmlns:wp14="http://schemas.microsoft.com/office/word/2010/wordprocessingDrawing" xmlns:wp="http://schemas.openxmlformats.org/drawingml/2006/wordprocessingDrawing" xmlns:wpc="http://schemas.microsoft.com/office/word/2010/wordprocessingCanvas" xmlns:wpg="http://schemas.microsoft.com/office/word/2010/wordprocessingGroup" xmlns:wpi="http://schemas.microsoft.com/office/word/2010/wordprocessingInk" xmlns:wps="http://schemas.microsoft.com/office/word/2010/wordprocessingShape" mc:Ignorable="w14 wp14">
+  <w:p>
+    <w:pPr>
+      <w:pStyle w:val="Header"/>
+      <w:jc w:val="left"/>
+    </w:pPr>
+    <w:r/>
+    <w:r>
+      <w:rPr>
+        <w:rFonts w:ascii="Times New Roman" w:hAnsi="Times New Roman"/>
+        <w:b w:val="0"/>
+        <w:i w:val="0"/>
+        <w:color w:val="666666"/>
+        <w:sz w:val="17"/>
+      </w:rPr>
+      <w:t>Lindenhof und Partner mbB | Insolvenz- und Restrukturierungsakte | Bearbeitungsstand Juli 2026</w:t>
+    </w:r>
+  </w:p>
+</w:hdr>
 </file>
 
 <file path=word/numbering.xml><?xml version="1.0" encoding="utf-8"?>
@@ -2959,11 +3104,12 @@
       <w:contextualSpacing/>
     </w:pPr>
     <w:rPr>
-      <w:rFonts w:asciiTheme="majorHAnsi" w:eastAsiaTheme="majorEastAsia" w:hAnsiTheme="majorHAnsi" w:cstheme="majorBidi"/>
+      <w:rFonts w:asciiTheme="majorHAnsi" w:eastAsiaTheme="majorEastAsia" w:hAnsiTheme="majorHAnsi" w:cstheme="majorBidi" w:ascii="Times New Roman" w:hAnsi="Times New Roman"/>
+      <w:b/>
       <w:color w:val="17365D" w:themeColor="text2" w:themeShade="BF"/>
       <w:spacing w:val="5"/>
       <w:kern w:val="28"/>
-      <w:sz w:val="52"/>
+      <w:sz w:val="30"/>
       <w:szCs w:val="52"/>
     </w:rPr>
   </w:style>
